--- a/projects/ciszu/website/public/docs/docx/CHANGELOG.docx
+++ b/projects/ciszu/website/public/docs/docx/CHANGELOG.docx
@@ -80,7 +80,7 @@
         <w:t xml:space="preserve"> </w:t>
       </w:r>
       <w:r>
-        <w:t xml:space="preserve">- ia_docs reescritos en todos los proyectos siguiendo modelo MuzicMania</w:t>
+        <w:t xml:space="preserve">- documentation reescritos en todos los proyectos siguiendo modelo MuzicMania</w:t>
       </w:r>
       <w:r>
         <w:t xml:space="preserve"> </w:t>
@@ -110,13 +110,13 @@
         <w:t xml:space="preserve"> </w:t>
       </w:r>
       <w:r>
-        <w:t xml:space="preserve">- Estructura de ia_docs estandarizada con 12-19 archivos por proyecto</w:t>
-      </w:r>
-      <w:r>
-        <w:t xml:space="preserve"> </w:t>
-      </w:r>
-      <w:r>
-        <w:t xml:space="preserve">- Corrección de junctions rotas en apps/website/public/</w:t>
+        <w:t xml:space="preserve">- Estructura de documentation estandarizada con 12-19 archivos por proyecto</w:t>
+      </w:r>
+      <w:r>
+        <w:t xml:space="preserve"> </w:t>
+      </w:r>
+      <w:r>
+        <w:t xml:space="preserve">- Corrección de junctions rotas en projects/ciszu/website/public/</w:t>
       </w:r>
     </w:p>
     <w:p>
@@ -201,7 +201,7 @@
         <w:t xml:space="preserve"> </w:t>
       </w:r>
       <w:r>
-        <w:t xml:space="preserve">- ia_docs rewritten in all projects following MuzicMania model</w:t>
+        <w:t xml:space="preserve">- documentation rewritten in all projects following MuzicMania model</w:t>
       </w:r>
       <w:r>
         <w:t xml:space="preserve"> </w:t>
@@ -231,13 +231,13 @@
         <w:t xml:space="preserve"> </w:t>
       </w:r>
       <w:r>
-        <w:t xml:space="preserve">- Standardized ia_docs structure with 12-19 files per project</w:t>
-      </w:r>
-      <w:r>
-        <w:t xml:space="preserve"> </w:t>
-      </w:r>
-      <w:r>
-        <w:t xml:space="preserve">- Fixed broken junctions in apps/website/public/</w:t>
+        <w:t xml:space="preserve">- Standardized documentation structure with 12-19 files per project</w:t>
+      </w:r>
+      <w:r>
+        <w:t xml:space="preserve"> </w:t>
+      </w:r>
+      <w:r>
+        <w:t xml:space="preserve">- Fixed broken junctions in projects/ciszu/website/public/</w:t>
       </w:r>
     </w:p>
     <w:p>
